--- a/summer_plan/笔记.docx
+++ b/summer_plan/笔记.docx
@@ -48672,6 +48672,12 @@
             <w:insideH w:val="single" w:color="auto" w:sz="4" w:space="0"/>
             <w:insideV w:val="single" w:color="auto" w:sz="4" w:space="0"/>
           </w:tblBorders>
+          <w:tblCellMar>
+            <w:top w:w="0" w:type="dxa"/>
+            <w:left w:w="108" w:type="dxa"/>
+            <w:bottom w:w="0" w:type="dxa"/>
+            <w:right w:w="108" w:type="dxa"/>
+          </w:tblCellMar>
         </w:tblPrEx>
         <w:tc>
           <w:tcPr>
@@ -53238,7 +53244,6 @@
         </m:r>
       </m:oMath>
       <w:r>
-        <m:rPr/>
         <w:rPr>
           <w:rFonts w:hint="eastAsia" w:hAnsi="Cambria Math" w:cs="Arial"/>
           <w:i w:val="0"/>
@@ -53270,7 +53275,6 @@
         </m:r>
       </m:oMath>
       <w:r>
-        <m:rPr/>
         <w:rPr>
           <w:rFonts w:hint="eastAsia" w:hAnsi="Cambria Math" w:cs="Arial"/>
           <w:i w:val="0"/>
@@ -53301,7 +53305,6 @@
         </m:r>
       </m:oMath>
       <w:r>
-        <m:rPr/>
         <w:rPr>
           <w:rFonts w:hint="eastAsia" w:hAnsi="Cambria Math" w:cs="Arial"/>
           <w:i w:val="0"/>
@@ -53326,6 +53329,7 @@
         <w:spacing w:before="0" w:beforeAutospacing="0" w:after="0" w:afterAutospacing="0"/>
         <w:ind w:right="0"/>
         <w:jc w:val="both"/>
+        <w:outlineLvl w:val="1"/>
         <w:rPr>
           <w:rFonts w:hint="default" w:ascii="Arial" w:hAnsi="Arial" w:cs="Arial"/>
           <w:i w:val="0"/>
@@ -53339,8 +53343,177 @@
           <w:lang w:val="en-US" w:eastAsia="zh-CN"/>
         </w:rPr>
       </w:pPr>
-      <w:bookmarkStart w:id="0" w:name="_GoBack"/>
-      <w:bookmarkEnd w:id="0"/>
+      <w:r>
+        <w:rPr>
+          <w:rFonts w:hint="eastAsia" w:ascii="Arial" w:hAnsi="Arial" w:cs="Arial"/>
+          <w:i w:val="0"/>
+          <w:iCs w:val="0"/>
+          <w:caps w:val="0"/>
+          <w:color w:val="0F1115"/>
+          <w:spacing w:val="0"/>
+          <w:sz w:val="21"/>
+          <w:szCs w:val="21"/>
+          <w:shd w:val="clear" w:fill="FFFFFF"/>
+          <w:lang w:val="en-US" w:eastAsia="zh-CN"/>
+        </w:rPr>
+        <w:t>4.实现能调用自定义工具的Agent</w:t>
+      </w:r>
+    </w:p>
+    <w:p>
+      <w:pPr>
+        <w:pStyle w:val="6"/>
+        <w:keepNext w:val="0"/>
+        <w:keepLines w:val="0"/>
+        <w:widowControl/>
+        <w:suppressLineNumbers w:val="0"/>
+        <w:spacing w:before="0" w:beforeAutospacing="0" w:after="0" w:afterAutospacing="0"/>
+        <w:ind w:right="0" w:firstLine="420" w:firstLineChars="0"/>
+        <w:jc w:val="both"/>
+        <w:rPr>
+          <w:rFonts w:hint="eastAsia" w:ascii="Arial" w:hAnsi="Arial" w:cs="Arial"/>
+          <w:i w:val="0"/>
+          <w:iCs w:val="0"/>
+          <w:caps w:val="0"/>
+          <w:color w:val="0F1115"/>
+          <w:spacing w:val="0"/>
+          <w:sz w:val="21"/>
+          <w:szCs w:val="21"/>
+          <w:shd w:val="clear" w:fill="FFFFFF"/>
+          <w:lang w:val="en-US" w:eastAsia="zh-CN"/>
+        </w:rPr>
+      </w:pPr>
+      <w:r>
+        <w:rPr>
+          <w:rFonts w:hint="eastAsia" w:ascii="Arial" w:hAnsi="Arial" w:cs="Arial"/>
+          <w:i w:val="0"/>
+          <w:iCs w:val="0"/>
+          <w:caps w:val="0"/>
+          <w:color w:val="0F1115"/>
+          <w:spacing w:val="0"/>
+          <w:sz w:val="21"/>
+          <w:szCs w:val="21"/>
+          <w:shd w:val="clear" w:fill="FFFFFF"/>
+          <w:lang w:val="en-US" w:eastAsia="zh-CN"/>
+        </w:rPr>
+        <w:t>ReAct=Reason+Act,即推理+行动的循环模式。推理-行动-观察。</w:t>
+      </w:r>
+    </w:p>
+    <w:p>
+      <w:pPr>
+        <w:pStyle w:val="6"/>
+        <w:keepNext w:val="0"/>
+        <w:keepLines w:val="0"/>
+        <w:widowControl/>
+        <w:suppressLineNumbers w:val="0"/>
+        <w:spacing w:before="0" w:beforeAutospacing="0" w:after="0" w:afterAutospacing="0"/>
+        <w:ind w:right="0" w:firstLine="420" w:firstLineChars="0"/>
+        <w:jc w:val="both"/>
+        <w:rPr>
+          <w:rFonts w:hint="default" w:ascii="Arial" w:hAnsi="Arial" w:cs="Arial"/>
+          <w:i w:val="0"/>
+          <w:iCs w:val="0"/>
+          <w:caps w:val="0"/>
+          <w:color w:val="0F1115"/>
+          <w:spacing w:val="0"/>
+          <w:sz w:val="21"/>
+          <w:szCs w:val="21"/>
+          <w:shd w:val="clear" w:fill="FFFFFF"/>
+          <w:lang w:val="en-US" w:eastAsia="zh-CN"/>
+        </w:rPr>
+      </w:pPr>
+      <w:r>
+        <w:rPr>
+          <w:rFonts w:hint="eastAsia" w:ascii="Arial" w:hAnsi="Arial" w:cs="Arial"/>
+          <w:i w:val="0"/>
+          <w:iCs w:val="0"/>
+          <w:caps w:val="0"/>
+          <w:color w:val="0F1115"/>
+          <w:spacing w:val="0"/>
+          <w:sz w:val="21"/>
+          <w:szCs w:val="21"/>
+          <w:shd w:val="clear" w:fill="FFFFFF"/>
+          <w:lang w:val="en-US" w:eastAsia="zh-CN"/>
+        </w:rPr>
+        <w:t>推理: Agent思考:用户想做什么？我需要什么工具？(不直接回答,先分析。)</w:t>
+      </w:r>
+    </w:p>
+    <w:p>
+      <w:pPr>
+        <w:pStyle w:val="6"/>
+        <w:keepNext w:val="0"/>
+        <w:keepLines w:val="0"/>
+        <w:widowControl/>
+        <w:suppressLineNumbers w:val="0"/>
+        <w:spacing w:before="0" w:beforeAutospacing="0" w:after="0" w:afterAutospacing="0"/>
+        <w:ind w:right="0" w:firstLine="420" w:firstLineChars="0"/>
+        <w:jc w:val="both"/>
+        <w:rPr>
+          <w:rFonts w:hint="default" w:ascii="Arial" w:hAnsi="Arial" w:cs="Arial"/>
+          <w:i w:val="0"/>
+          <w:iCs w:val="0"/>
+          <w:caps w:val="0"/>
+          <w:color w:val="0F1115"/>
+          <w:spacing w:val="0"/>
+          <w:sz w:val="21"/>
+          <w:szCs w:val="21"/>
+          <w:shd w:val="clear" w:fill="FFFFFF"/>
+          <w:lang w:val="en-US" w:eastAsia="zh-CN"/>
+        </w:rPr>
+      </w:pPr>
+      <w:r>
+        <w:rPr>
+          <w:rFonts w:hint="eastAsia" w:ascii="Arial" w:hAnsi="Arial" w:cs="Arial"/>
+          <w:i w:val="0"/>
+          <w:iCs w:val="0"/>
+          <w:caps w:val="0"/>
+          <w:color w:val="0F1115"/>
+          <w:spacing w:val="0"/>
+          <w:sz w:val="21"/>
+          <w:szCs w:val="21"/>
+          <w:shd w:val="clear" w:fill="FFFFFF"/>
+          <w:lang w:val="en-US" w:eastAsia="zh-CN"/>
+        </w:rPr>
+        <w:t>行动:Agent调用一个工具,获取信息。(比如查询天气)</w:t>
+      </w:r>
+    </w:p>
+    <w:p>
+      <w:pPr>
+        <w:pStyle w:val="6"/>
+        <w:keepNext w:val="0"/>
+        <w:keepLines w:val="0"/>
+        <w:widowControl/>
+        <w:suppressLineNumbers w:val="0"/>
+        <w:spacing w:before="0" w:beforeAutospacing="0" w:after="0" w:afterAutospacing="0"/>
+        <w:ind w:right="0" w:firstLine="420" w:firstLineChars="0"/>
+        <w:jc w:val="both"/>
+        <w:rPr>
+          <w:rFonts w:hint="eastAsia" w:ascii="Arial" w:hAnsi="Arial" w:cs="Arial"/>
+          <w:i w:val="0"/>
+          <w:iCs w:val="0"/>
+          <w:caps w:val="0"/>
+          <w:color w:val="0F1115"/>
+          <w:spacing w:val="0"/>
+          <w:sz w:val="21"/>
+          <w:szCs w:val="21"/>
+          <w:shd w:val="clear" w:fill="FFFFFF"/>
+          <w:lang w:val="en-US" w:eastAsia="zh-CN"/>
+        </w:rPr>
+      </w:pPr>
+      <w:r>
+        <w:rPr>
+          <w:rFonts w:hint="eastAsia" w:ascii="Arial" w:hAnsi="Arial" w:cs="Arial"/>
+          <w:i w:val="0"/>
+          <w:iCs w:val="0"/>
+          <w:caps w:val="0"/>
+          <w:color w:val="0F1115"/>
+          <w:spacing w:val="0"/>
+          <w:sz w:val="21"/>
+          <w:szCs w:val="21"/>
+          <w:shd w:val="clear" w:fill="FFFFFF"/>
+          <w:lang w:val="en-US" w:eastAsia="zh-CN"/>
+        </w:rPr>
+        <w:t>观察:Agent看到工具返回的结果(判断是否足够回答问题)。</w:t>
+      </w:r>
     </w:p>
     <w:p>
       <w:pPr>
@@ -53352,6 +53525,7 @@
         <w:spacing w:before="0" w:beforeAutospacing="0" w:after="0" w:afterAutospacing="0"/>
         <w:ind w:right="0"/>
         <w:jc w:val="both"/>
+        <w:outlineLvl w:val="1"/>
         <w:rPr>
           <w:rFonts w:hint="default" w:ascii="Arial" w:hAnsi="Arial" w:cs="Arial"/>
           <w:i w:val="0"/>
@@ -53365,6 +53539,23 @@
           <w:lang w:val="en-US" w:eastAsia="zh-CN"/>
         </w:rPr>
       </w:pPr>
+      <w:r>
+        <w:rPr>
+          <w:rFonts w:hint="eastAsia" w:ascii="Arial" w:hAnsi="Arial" w:cs="Arial"/>
+          <w:i w:val="0"/>
+          <w:iCs w:val="0"/>
+          <w:caps w:val="0"/>
+          <w:color w:val="0F1115"/>
+          <w:spacing w:val="0"/>
+          <w:sz w:val="21"/>
+          <w:szCs w:val="21"/>
+          <w:shd w:val="clear" w:fill="FFFFFF"/>
+          <w:lang w:val="en-US" w:eastAsia="zh-CN"/>
+        </w:rPr>
+        <w:t>5.对话记忆+高级RAG</w:t>
+      </w:r>
+      <w:bookmarkStart w:id="0" w:name="_GoBack"/>
+      <w:bookmarkEnd w:id="0"/>
     </w:p>
     <w:p>
       <w:pPr>
@@ -53374,10 +53565,10 @@
         <w:widowControl/>
         <w:suppressLineNumbers w:val="0"/>
         <w:spacing w:before="0" w:beforeAutospacing="0" w:after="0" w:afterAutospacing="0"/>
-        <w:ind w:right="0"/>
+        <w:ind w:right="0" w:firstLine="420" w:firstLineChars="0"/>
         <w:jc w:val="both"/>
         <w:rPr>
-          <w:rFonts w:hint="default" w:ascii="Arial" w:hAnsi="Arial" w:cs="Arial"/>
+          <w:rFonts w:hint="eastAsia" w:ascii="Arial" w:hAnsi="Arial" w:cs="Arial"/>
           <w:i w:val="0"/>
           <w:iCs w:val="0"/>
           <w:caps w:val="0"/>
@@ -53389,19 +53580,9 @@
           <w:lang w:val="en-US" w:eastAsia="zh-CN"/>
         </w:rPr>
       </w:pPr>
-    </w:p>
-    <w:p>
-      <w:pPr>
-        <w:pStyle w:val="6"/>
-        <w:keepNext w:val="0"/>
-        <w:keepLines w:val="0"/>
-        <w:widowControl/>
-        <w:suppressLineNumbers w:val="0"/>
-        <w:spacing w:before="0" w:beforeAutospacing="0" w:after="0" w:afterAutospacing="0"/>
-        <w:ind w:right="0"/>
-        <w:jc w:val="both"/>
-        <w:rPr>
-          <w:rFonts w:hint="default" w:ascii="Arial" w:hAnsi="Arial" w:cs="Arial"/>
+      <w:r>
+        <w:rPr>
+          <w:rFonts w:hint="eastAsia" w:ascii="Arial" w:hAnsi="Arial" w:cs="Arial"/>
           <w:i w:val="0"/>
           <w:iCs w:val="0"/>
           <w:caps w:val="0"/>
@@ -53412,55 +53593,8 @@
           <w:shd w:val="clear" w:fill="FFFFFF"/>
           <w:lang w:val="en-US" w:eastAsia="zh-CN"/>
         </w:rPr>
-      </w:pPr>
-    </w:p>
-    <w:p>
-      <w:pPr>
-        <w:pStyle w:val="6"/>
-        <w:keepNext w:val="0"/>
-        <w:keepLines w:val="0"/>
-        <w:widowControl/>
-        <w:suppressLineNumbers w:val="0"/>
-        <w:spacing w:before="0" w:beforeAutospacing="0" w:after="0" w:afterAutospacing="0"/>
-        <w:ind w:right="0"/>
-        <w:jc w:val="both"/>
-        <w:rPr>
-          <w:rFonts w:hint="default" w:ascii="Arial" w:hAnsi="Arial" w:cs="Arial"/>
-          <w:i w:val="0"/>
-          <w:iCs w:val="0"/>
-          <w:caps w:val="0"/>
-          <w:color w:val="0F1115"/>
-          <w:spacing w:val="0"/>
-          <w:sz w:val="21"/>
-          <w:szCs w:val="21"/>
-          <w:shd w:val="clear" w:fill="FFFFFF"/>
-          <w:lang w:val="en-US" w:eastAsia="zh-CN"/>
-        </w:rPr>
-      </w:pPr>
-    </w:p>
-    <w:p>
-      <w:pPr>
-        <w:pStyle w:val="6"/>
-        <w:keepNext w:val="0"/>
-        <w:keepLines w:val="0"/>
-        <w:widowControl/>
-        <w:suppressLineNumbers w:val="0"/>
-        <w:spacing w:before="0" w:beforeAutospacing="0" w:after="0" w:afterAutospacing="0"/>
-        <w:ind w:right="0"/>
-        <w:jc w:val="both"/>
-        <w:rPr>
-          <w:rFonts w:hint="default" w:ascii="Arial" w:hAnsi="Arial" w:cs="Arial"/>
-          <w:i w:val="0"/>
-          <w:iCs w:val="0"/>
-          <w:caps w:val="0"/>
-          <w:color w:val="0F1115"/>
-          <w:spacing w:val="0"/>
-          <w:sz w:val="21"/>
-          <w:szCs w:val="21"/>
-          <w:shd w:val="clear" w:fill="FFFFFF"/>
-          <w:lang w:val="en-US" w:eastAsia="zh-CN"/>
-        </w:rPr>
-      </w:pPr>
+        <w:t>ConversationBufferMemory:最简单的记忆,存储所有历史对话。ConversationSummary Memory:压缩历史对话为摘要,节省token。ConversationBufferWindowMemory:只保留最近K轮对话。</w:t>
+      </w:r>
     </w:p>
     <w:p>
       <w:pPr>

--- a/summer_plan/笔记.docx
+++ b/summer_plan/笔记.docx
@@ -53554,8 +53554,6 @@
         </w:rPr>
         <w:t>5.对话记忆+高级RAG</w:t>
       </w:r>
-      <w:bookmarkStart w:id="0" w:name="_GoBack"/>
-      <w:bookmarkEnd w:id="0"/>
     </w:p>
     <w:p>
       <w:pPr>
@@ -53606,6 +53604,7 @@
         <w:spacing w:before="0" w:beforeAutospacing="0" w:after="0" w:afterAutospacing="0"/>
         <w:ind w:right="0"/>
         <w:jc w:val="both"/>
+        <w:outlineLvl w:val="1"/>
         <w:rPr>
           <w:rFonts w:hint="default" w:ascii="Arial" w:hAnsi="Arial" w:cs="Arial"/>
           <w:i w:val="0"/>
@@ -53619,6 +53618,193 @@
           <w:lang w:val="en-US" w:eastAsia="zh-CN"/>
         </w:rPr>
       </w:pPr>
+      <w:r>
+        <w:rPr>
+          <w:rFonts w:hint="eastAsia" w:ascii="Arial" w:hAnsi="Arial" w:cs="Arial"/>
+          <w:i w:val="0"/>
+          <w:iCs w:val="0"/>
+          <w:caps w:val="0"/>
+          <w:color w:val="0F1115"/>
+          <w:spacing w:val="0"/>
+          <w:sz w:val="21"/>
+          <w:szCs w:val="21"/>
+          <w:shd w:val="clear" w:fill="FFFFFF"/>
+          <w:lang w:val="en-US" w:eastAsia="zh-CN"/>
+        </w:rPr>
+        <w:t>6.FastAPI部署CNN模型</w:t>
+      </w:r>
+    </w:p>
+    <w:p>
+      <w:pPr>
+        <w:pStyle w:val="6"/>
+        <w:keepNext w:val="0"/>
+        <w:keepLines w:val="0"/>
+        <w:widowControl/>
+        <w:suppressLineNumbers w:val="0"/>
+        <w:spacing w:before="0" w:beforeAutospacing="0" w:after="0" w:afterAutospacing="0"/>
+        <w:ind w:right="0" w:firstLine="420" w:firstLineChars="0"/>
+        <w:jc w:val="both"/>
+        <w:rPr>
+          <w:rFonts w:hint="eastAsia" w:ascii="Arial" w:hAnsi="Arial" w:cs="Arial"/>
+          <w:i w:val="0"/>
+          <w:iCs w:val="0"/>
+          <w:caps w:val="0"/>
+          <w:color w:val="0F1115"/>
+          <w:spacing w:val="0"/>
+          <w:sz w:val="21"/>
+          <w:szCs w:val="21"/>
+          <w:shd w:val="clear" w:fill="FFFFFF"/>
+          <w:lang w:val="en-US" w:eastAsia="zh-CN"/>
+        </w:rPr>
+      </w:pPr>
+      <w:r>
+        <w:rPr>
+          <w:rFonts w:hint="eastAsia" w:ascii="Arial" w:hAnsi="Arial" w:cs="Arial"/>
+          <w:i w:val="0"/>
+          <w:iCs w:val="0"/>
+          <w:caps w:val="0"/>
+          <w:color w:val="0F1115"/>
+          <w:spacing w:val="0"/>
+          <w:sz w:val="21"/>
+          <w:szCs w:val="21"/>
+          <w:shd w:val="clear" w:fill="FFFFFF"/>
+          <w:lang w:val="en-US" w:eastAsia="zh-CN"/>
+        </w:rPr>
+        <w:t>Get用于获取数据(查询),数据位置URL中,数据长度有限,安全性低,可以被浏览器缓存.书签可以收藏,浏览器回退无影响。</w:t>
+      </w:r>
+    </w:p>
+    <w:p>
+      <w:pPr>
+        <w:pStyle w:val="6"/>
+        <w:keepNext w:val="0"/>
+        <w:keepLines w:val="0"/>
+        <w:widowControl/>
+        <w:suppressLineNumbers w:val="0"/>
+        <w:spacing w:before="0" w:beforeAutospacing="0" w:after="0" w:afterAutospacing="0"/>
+        <w:ind w:right="0" w:firstLine="420" w:firstLineChars="0"/>
+        <w:jc w:val="both"/>
+        <w:rPr>
+          <w:rFonts w:hint="eastAsia" w:ascii="Arial" w:hAnsi="Arial" w:cs="Arial"/>
+          <w:i w:val="0"/>
+          <w:iCs w:val="0"/>
+          <w:caps w:val="0"/>
+          <w:color w:val="0F1115"/>
+          <w:spacing w:val="0"/>
+          <w:sz w:val="21"/>
+          <w:szCs w:val="21"/>
+          <w:shd w:val="clear" w:fill="FFFFFF"/>
+          <w:lang w:val="en-US" w:eastAsia="zh-CN"/>
+        </w:rPr>
+      </w:pPr>
+      <w:r>
+        <w:rPr>
+          <w:rFonts w:hint="eastAsia" w:ascii="Arial" w:hAnsi="Arial" w:cs="Arial"/>
+          <w:i w:val="0"/>
+          <w:iCs w:val="0"/>
+          <w:caps w:val="0"/>
+          <w:color w:val="0F1115"/>
+          <w:spacing w:val="0"/>
+          <w:sz w:val="21"/>
+          <w:szCs w:val="21"/>
+          <w:shd w:val="clear" w:fill="FFFFFF"/>
+          <w:lang w:val="en-US" w:eastAsia="zh-CN"/>
+        </w:rPr>
+        <w:t>Post用于提交数据(创建/修改),请求体Body中,数据长度无限,安全性高,不会被缓存,不能收藏,浏览器会提示重新提交表单。</w:t>
+      </w:r>
+    </w:p>
+    <w:p>
+      <w:pPr>
+        <w:pStyle w:val="6"/>
+        <w:keepNext w:val="0"/>
+        <w:keepLines w:val="0"/>
+        <w:widowControl/>
+        <w:suppressLineNumbers w:val="0"/>
+        <w:spacing w:before="0" w:beforeAutospacing="0" w:after="0" w:afterAutospacing="0"/>
+        <w:ind w:right="0" w:firstLine="420" w:firstLineChars="0"/>
+        <w:jc w:val="both"/>
+        <w:rPr>
+          <w:rFonts w:hint="default" w:ascii="Arial" w:hAnsi="Arial" w:cs="Arial"/>
+          <w:i w:val="0"/>
+          <w:iCs w:val="0"/>
+          <w:caps w:val="0"/>
+          <w:color w:val="0F1115"/>
+          <w:spacing w:val="0"/>
+          <w:sz w:val="21"/>
+          <w:szCs w:val="21"/>
+          <w:shd w:val="clear" w:fill="FFFFFF"/>
+          <w:lang w:val="en-US" w:eastAsia="zh-CN"/>
+        </w:rPr>
+      </w:pPr>
+      <w:r>
+        <w:rPr>
+          <w:rFonts w:hint="eastAsia" w:ascii="Arial" w:hAnsi="Arial" w:cs="Arial"/>
+          <w:i w:val="0"/>
+          <w:iCs w:val="0"/>
+          <w:caps w:val="0"/>
+          <w:color w:val="0F1115"/>
+          <w:spacing w:val="0"/>
+          <w:sz w:val="21"/>
+          <w:szCs w:val="21"/>
+          <w:shd w:val="clear" w:fill="FFFFFF"/>
+          <w:lang w:val="en-US" w:eastAsia="zh-CN"/>
+        </w:rPr>
+        <w:t>Get是问(参数在问号后面),Post:我给你一些东西(数据在信封里)</w:t>
+      </w:r>
+    </w:p>
+    <w:p>
+      <w:pPr>
+        <w:pStyle w:val="6"/>
+        <w:keepNext w:val="0"/>
+        <w:keepLines w:val="0"/>
+        <w:widowControl/>
+        <w:suppressLineNumbers w:val="0"/>
+        <w:spacing w:before="0" w:beforeAutospacing="0" w:after="0" w:afterAutospacing="0"/>
+        <w:ind w:right="0"/>
+        <w:jc w:val="center"/>
+      </w:pPr>
+      <w:r>
+        <w:drawing>
+          <wp:inline distT="0" distB="0" distL="114300" distR="114300">
+            <wp:extent cx="4516120" cy="2023110"/>
+            <wp:effectExtent l="0" t="0" r="10160" b="3810"/>
+            <wp:docPr id="3" name="图片 1"/>
+            <wp:cNvGraphicFramePr>
+              <a:graphicFrameLocks xmlns:a="http://schemas.openxmlformats.org/drawingml/2006/main" noChangeAspect="1"/>
+            </wp:cNvGraphicFramePr>
+            <a:graphic xmlns:a="http://schemas.openxmlformats.org/drawingml/2006/main">
+              <a:graphicData uri="http://schemas.openxmlformats.org/drawingml/2006/picture">
+                <pic:pic xmlns:pic="http://schemas.openxmlformats.org/drawingml/2006/picture">
+                  <pic:nvPicPr>
+                    <pic:cNvPr id="3" name="图片 1"/>
+                    <pic:cNvPicPr>
+                      <a:picLocks noChangeAspect="1"/>
+                    </pic:cNvPicPr>
+                  </pic:nvPicPr>
+                  <pic:blipFill>
+                    <a:blip r:embed="rId23"/>
+                    <a:stretch>
+                      <a:fillRect/>
+                    </a:stretch>
+                  </pic:blipFill>
+                  <pic:spPr>
+                    <a:xfrm>
+                      <a:off x="0" y="0"/>
+                      <a:ext cx="4516120" cy="2023110"/>
+                    </a:xfrm>
+                    <a:prstGeom prst="rect">
+                      <a:avLst/>
+                    </a:prstGeom>
+                    <a:noFill/>
+                    <a:ln>
+                      <a:noFill/>
+                    </a:ln>
+                  </pic:spPr>
+                </pic:pic>
+              </a:graphicData>
+            </a:graphic>
+          </wp:inline>
+        </w:drawing>
+      </w:r>
     </w:p>
     <w:p>
       <w:pPr>
@@ -53631,42 +53817,12 @@
         <w:ind w:right="0"/>
         <w:jc w:val="both"/>
         <w:rPr>
-          <w:rFonts w:hint="default" w:ascii="Arial" w:hAnsi="Arial" w:cs="Arial"/>
-          <w:i w:val="0"/>
-          <w:iCs w:val="0"/>
-          <w:caps w:val="0"/>
-          <w:color w:val="0F1115"/>
-          <w:spacing w:val="0"/>
-          <w:sz w:val="21"/>
-          <w:szCs w:val="21"/>
-          <w:shd w:val="clear" w:fill="FFFFFF"/>
-          <w:lang w:val="en-US" w:eastAsia="zh-CN"/>
-        </w:rPr>
-      </w:pPr>
-    </w:p>
-    <w:p>
-      <w:pPr>
-        <w:pStyle w:val="6"/>
-        <w:keepNext w:val="0"/>
-        <w:keepLines w:val="0"/>
-        <w:widowControl/>
-        <w:suppressLineNumbers w:val="0"/>
-        <w:spacing w:before="0" w:beforeAutospacing="0" w:after="0" w:afterAutospacing="0"/>
-        <w:ind w:right="0"/>
-        <w:jc w:val="both"/>
-        <w:rPr>
-          <w:rFonts w:hint="default" w:ascii="Arial" w:hAnsi="Arial" w:cs="Arial"/>
-          <w:i w:val="0"/>
-          <w:iCs w:val="0"/>
-          <w:caps w:val="0"/>
-          <w:color w:val="0F1115"/>
-          <w:spacing w:val="0"/>
-          <w:sz w:val="21"/>
-          <w:szCs w:val="21"/>
-          <w:shd w:val="clear" w:fill="FFFFFF"/>
-          <w:lang w:val="en-US" w:eastAsia="zh-CN"/>
-        </w:rPr>
-      </w:pPr>
+          <w:rFonts w:hint="default"/>
+          <w:lang w:val="en-US" w:eastAsia="zh-CN"/>
+        </w:rPr>
+      </w:pPr>
+      <w:bookmarkStart w:id="0" w:name="_GoBack"/>
+      <w:bookmarkEnd w:id="0"/>
     </w:p>
     <w:sectPr>
       <w:pgSz w:w="11906" w:h="16838"/>
